--- a/teaching/2026springcy5770/hw/hw9.docx
+++ b/teaching/2026springcy5770/hw/hw9.docx
@@ -641,180 +641,6 @@
           <w:lang w:val="en-US" w:eastAsia="zh-CN" w:bidi="hi-IN"/>
         </w:rPr>
         <w:t>[7 points] Task 6: Exploit formats11_32 and capture the flag. Briefly explain how your exploit works. Take screenshots.</w:t>
-      </w:r>
-    </w:p>
-    <w:p>
-      <w:pPr>
-        <w:pStyle w:val="TextBody"/>
-        <w:widowControl/>
-        <w:numPr>
-          <w:ilvl w:val="0"/>
-          <w:numId w:val="0"/>
-        </w:numPr>
-        <w:bidi w:val="0"/>
-        <w:spacing w:lineRule="auto" w:line="276" w:before="0" w:after="140"/>
-        <w:ind w:left="0" w:right="0" w:hanging="0"/>
-        <w:contextualSpacing/>
-        <w:jc w:val="left"/>
-        <w:rPr>
-          <w:rFonts w:ascii="Linux Libertine Display O" w:hAnsi="Linux Libertine Display O" w:eastAsia="AR PL SungtiL GB" w:cs="Lohit Devanagari"/>
-          <w:b w:val="false"/>
-          <w:b w:val="false"/>
-          <w:bCs w:val="false"/>
-          <w:i w:val="false"/>
-          <w:i w:val="false"/>
-          <w:caps w:val="false"/>
-          <w:smallCaps w:val="false"/>
-          <w:strike w:val="false"/>
-          <w:dstrike w:val="false"/>
-          <w:color w:val="000000"/>
-          <w:kern w:val="2"/>
-          <w:sz w:val="22"/>
-          <w:szCs w:val="22"/>
-          <w:u w:val="none"/>
-          <w:effect w:val="none"/>
-          <w:lang w:val="en-US" w:eastAsia="zh-CN" w:bidi="hi-IN"/>
-        </w:rPr>
-      </w:pPr>
-      <w:r>
-        <w:rPr/>
-      </w:r>
-    </w:p>
-    <w:p>
-      <w:pPr>
-        <w:pStyle w:val="TextBody"/>
-        <w:widowControl/>
-        <w:numPr>
-          <w:ilvl w:val="0"/>
-          <w:numId w:val="0"/>
-        </w:numPr>
-        <w:bidi w:val="0"/>
-        <w:spacing w:lineRule="auto" w:line="276" w:before="0" w:after="140"/>
-        <w:ind w:left="0" w:right="0" w:hanging="0"/>
-        <w:contextualSpacing/>
-        <w:jc w:val="left"/>
-        <w:rPr>
-          <w:b/>
-          <w:b/>
-          <w:bCs/>
-        </w:rPr>
-      </w:pPr>
-      <w:r>
-        <w:rPr>
-          <w:rFonts w:eastAsia="AR PL SungtiL GB" w:cs="Lohit Devanagari" w:ascii="Linux Libertine Display O" w:hAnsi="Linux Libertine Display O"/>
-          <w:b/>
-          <w:bCs/>
-          <w:i w:val="false"/>
-          <w:caps w:val="false"/>
-          <w:smallCaps w:val="false"/>
-          <w:strike w:val="false"/>
-          <w:dstrike w:val="false"/>
-          <w:color w:val="000000"/>
-          <w:kern w:val="2"/>
-          <w:sz w:val="22"/>
-          <w:szCs w:val="22"/>
-          <w:u w:val="none"/>
-          <w:effect w:val="none"/>
-          <w:lang w:val="en-US" w:eastAsia="zh-CN" w:bidi="hi-IN"/>
-        </w:rPr>
-        <w:t>Homework-9 Extra</w:t>
-      </w:r>
-    </w:p>
-    <w:p>
-      <w:pPr>
-        <w:pStyle w:val="TextBody"/>
-        <w:widowControl/>
-        <w:numPr>
-          <w:ilvl w:val="0"/>
-          <w:numId w:val="0"/>
-        </w:numPr>
-        <w:bidi w:val="0"/>
-        <w:spacing w:lineRule="auto" w:line="276" w:before="0" w:after="140"/>
-        <w:ind w:left="0" w:right="0" w:hanging="0"/>
-        <w:contextualSpacing/>
-        <w:jc w:val="left"/>
-        <w:rPr>
-          <w:rFonts w:ascii="Linux Libertine Display O" w:hAnsi="Linux Libertine Display O" w:eastAsia="AR PL SungtiL GB" w:cs="Lohit Devanagari"/>
-          <w:i w:val="false"/>
-          <w:i w:val="false"/>
-          <w:caps w:val="false"/>
-          <w:smallCaps w:val="false"/>
-          <w:strike w:val="false"/>
-          <w:dstrike w:val="false"/>
-          <w:color w:val="000000"/>
-          <w:kern w:val="2"/>
-          <w:sz w:val="22"/>
-          <w:szCs w:val="22"/>
-          <w:u w:val="none"/>
-          <w:effect w:val="none"/>
-          <w:lang w:val="en-US" w:eastAsia="zh-CN" w:bidi="hi-IN"/>
-        </w:rPr>
-      </w:pPr>
-      <w:r>
-        <w:rPr>
-          <w:b/>
-          <w:bCs/>
-        </w:rPr>
-      </w:r>
-    </w:p>
-    <w:p>
-      <w:pPr>
-        <w:pStyle w:val="TextBody"/>
-        <w:widowControl/>
-        <w:numPr>
-          <w:ilvl w:val="0"/>
-          <w:numId w:val="0"/>
-        </w:numPr>
-        <w:bidi w:val="0"/>
-        <w:spacing w:lineRule="auto" w:line="276" w:before="0" w:after="140"/>
-        <w:ind w:left="0" w:right="0" w:hanging="0"/>
-        <w:contextualSpacing/>
-        <w:jc w:val="left"/>
-        <w:rPr>
-          <w:b/>
-          <w:b/>
-          <w:bCs/>
-        </w:rPr>
-      </w:pPr>
-      <w:r>
-        <w:rPr>
-          <w:rFonts w:eastAsia="AR PL SungtiL GB" w:cs="Lohit Devanagari" w:ascii="Linux Libertine Display O" w:hAnsi="Linux Libertine Display O"/>
-          <w:b w:val="false"/>
-          <w:bCs w:val="false"/>
-          <w:i w:val="false"/>
-          <w:caps w:val="false"/>
-          <w:smallCaps w:val="false"/>
-          <w:strike w:val="false"/>
-          <w:dstrike w:val="false"/>
-          <w:color w:val="000000"/>
-          <w:kern w:val="2"/>
-          <w:sz w:val="22"/>
-          <w:szCs w:val="22"/>
-          <w:u w:val="none"/>
-          <w:effect w:val="none"/>
-          <w:lang w:val="en-US" w:eastAsia="zh-CN" w:bidi="hi-IN"/>
-        </w:rPr>
-        <w:t xml:space="preserve">[45 points] </w:t>
-      </w:r>
-      <w:r>
-        <w:rPr>
-          <w:rFonts w:eastAsia="AR PL SungtiL GB" w:cs="Lohit Devanagari" w:ascii="Linux Libertine Display O" w:hAnsi="Linux Libertine Display O"/>
-          <w:b/>
-          <w:bCs/>
-          <w:i w:val="false"/>
-          <w:caps w:val="false"/>
-          <w:smallCaps w:val="false"/>
-          <w:strike w:val="false"/>
-          <w:dstrike w:val="false"/>
-          <w:color w:val="000000"/>
-          <w:kern w:val="2"/>
-          <w:sz w:val="22"/>
-          <w:szCs w:val="22"/>
-          <w:u w:val="none"/>
-          <w:effect w:val="none"/>
-          <w:lang w:val="en-US" w:eastAsia="zh-CN" w:bidi="hi-IN"/>
-        </w:rPr>
-        <w:t>Capture the flags from the midterm CTF that you missed. If you captured all flags, this extra homework is not required.</w:t>
       </w:r>
     </w:p>
     <w:sectPr>

--- a/teaching/2026springcy5770/hw/hw9.docx
+++ b/teaching/2026springcy5770/hw/hw9.docx
@@ -159,7 +159,67 @@
           <w:effect w:val="none"/>
           <w:lang w:val="en-US" w:eastAsia="zh-CN" w:bidi="hi-IN"/>
         </w:rPr>
-        <w:t>[10 points] Task 1: Develop a program to calculate the minimum number of an array of integers. Your program should have a function with variable arguments, whose prototype is min(int num, …). num is the number of inputs. Attach your source code here, and take screenshots of its outputs. You do not have to use our server for this task.</w:t>
+        <w:t xml:space="preserve">[10 points] Task 1: Develop a program to calculate the minimum number of an array of integers. Your program should have a function with variable arguments, whose prototype is </w:t>
+      </w:r>
+      <w:r>
+        <w:rPr>
+          <w:rFonts w:eastAsia="AR PL SungtiL GB" w:cs="Lohit Devanagari" w:ascii="Linux Libertine Display O" w:hAnsi="Linux Libertine Display O"/>
+          <w:b/>
+          <w:bCs/>
+          <w:i w:val="false"/>
+          <w:caps w:val="false"/>
+          <w:smallCaps w:val="false"/>
+          <w:strike w:val="false"/>
+          <w:dstrike w:val="false"/>
+          <w:color w:val="000000"/>
+          <w:kern w:val="2"/>
+          <w:sz w:val="22"/>
+          <w:szCs w:val="22"/>
+          <w:u w:val="none"/>
+          <w:effect w:val="none"/>
+          <w:lang w:val="en-US" w:eastAsia="zh-CN" w:bidi="hi-IN"/>
+        </w:rPr>
+        <w:t xml:space="preserve">int </w:t>
+      </w:r>
+      <w:r>
+        <w:rPr>
+          <w:rFonts w:eastAsia="AR PL SungtiL GB" w:cs="Lohit Devanagari" w:ascii="Linux Libertine Display O" w:hAnsi="Linux Libertine Display O"/>
+          <w:b/>
+          <w:bCs/>
+          <w:i w:val="false"/>
+          <w:caps w:val="false"/>
+          <w:smallCaps w:val="false"/>
+          <w:strike w:val="false"/>
+          <w:dstrike w:val="false"/>
+          <w:color w:val="000000"/>
+          <w:kern w:val="2"/>
+          <w:sz w:val="22"/>
+          <w:szCs w:val="22"/>
+          <w:u w:val="none"/>
+          <w:effect w:val="none"/>
+          <w:lang w:val="en-US" w:eastAsia="zh-CN" w:bidi="hi-IN"/>
+        </w:rPr>
+        <w:t>min(int num, …)</w:t>
+      </w:r>
+      <w:r>
+        <w:rPr>
+          <w:rFonts w:eastAsia="AR PL SungtiL GB" w:cs="Lohit Devanagari" w:ascii="Linux Libertine Display O" w:hAnsi="Linux Libertine Display O"/>
+          <w:b w:val="false"/>
+          <w:bCs w:val="false"/>
+          <w:i w:val="false"/>
+          <w:caps w:val="false"/>
+          <w:smallCaps w:val="false"/>
+          <w:strike w:val="false"/>
+          <w:dstrike w:val="false"/>
+          <w:color w:val="000000"/>
+          <w:kern w:val="2"/>
+          <w:sz w:val="22"/>
+          <w:szCs w:val="22"/>
+          <w:u w:val="none"/>
+          <w:effect w:val="none"/>
+          <w:lang w:val="en-US" w:eastAsia="zh-CN" w:bidi="hi-IN"/>
+        </w:rPr>
+        <w:t>. num is the number of inputs. Attach your source code here, and take screenshots of its outputs. You do not have to use our server for this task.</w:t>
       </w:r>
     </w:p>
     <w:p>
@@ -641,6 +701,154 @@
           <w:lang w:val="en-US" w:eastAsia="zh-CN" w:bidi="hi-IN"/>
         </w:rPr>
         <w:t>[7 points] Task 6: Exploit formats11_32 and capture the flag. Briefly explain how your exploit works. Take screenshots.</w:t>
+      </w:r>
+    </w:p>
+    <w:p>
+      <w:pPr>
+        <w:pStyle w:val="TextBody"/>
+        <w:widowControl/>
+        <w:numPr>
+          <w:ilvl w:val="0"/>
+          <w:numId w:val="0"/>
+        </w:numPr>
+        <w:bidi w:val="0"/>
+        <w:spacing w:lineRule="auto" w:line="276" w:before="0" w:after="140"/>
+        <w:ind w:left="0" w:right="0" w:hanging="0"/>
+        <w:contextualSpacing/>
+        <w:jc w:val="left"/>
+        <w:rPr>
+          <w:rFonts w:ascii="Linux Libertine Display O" w:hAnsi="Linux Libertine Display O" w:eastAsia="AR PL SungtiL GB" w:cs="Lohit Devanagari"/>
+          <w:b w:val="false"/>
+          <w:b w:val="false"/>
+          <w:bCs w:val="false"/>
+          <w:i w:val="false"/>
+          <w:i w:val="false"/>
+          <w:caps w:val="false"/>
+          <w:smallCaps w:val="false"/>
+          <w:strike w:val="false"/>
+          <w:dstrike w:val="false"/>
+          <w:color w:val="000000"/>
+          <w:kern w:val="2"/>
+          <w:sz w:val="22"/>
+          <w:szCs w:val="22"/>
+          <w:u w:val="none"/>
+          <w:effect w:val="none"/>
+          <w:lang w:val="en-US" w:eastAsia="zh-CN" w:bidi="hi-IN"/>
+        </w:rPr>
+      </w:pPr>
+      <w:r>
+        <w:rPr/>
+      </w:r>
+    </w:p>
+    <w:p>
+      <w:pPr>
+        <w:pStyle w:val="TextBody"/>
+        <w:widowControl/>
+        <w:numPr>
+          <w:ilvl w:val="0"/>
+          <w:numId w:val="0"/>
+        </w:numPr>
+        <w:bidi w:val="0"/>
+        <w:spacing w:lineRule="auto" w:line="276" w:before="0" w:after="140"/>
+        <w:ind w:left="0" w:right="0" w:hanging="0"/>
+        <w:contextualSpacing/>
+        <w:jc w:val="left"/>
+        <w:rPr>
+          <w:rFonts w:ascii="Linux Libertine Display O" w:hAnsi="Linux Libertine Display O" w:eastAsia="AR PL SungtiL GB" w:cs="Lohit Devanagari"/>
+          <w:b w:val="false"/>
+          <w:b w:val="false"/>
+          <w:bCs w:val="false"/>
+          <w:i w:val="false"/>
+          <w:i w:val="false"/>
+          <w:caps w:val="false"/>
+          <w:smallCaps w:val="false"/>
+          <w:strike w:val="false"/>
+          <w:dstrike w:val="false"/>
+          <w:color w:val="000000"/>
+          <w:kern w:val="2"/>
+          <w:sz w:val="22"/>
+          <w:szCs w:val="22"/>
+          <w:u w:val="none"/>
+          <w:effect w:val="none"/>
+          <w:lang w:val="en-US" w:eastAsia="zh-CN" w:bidi="hi-IN"/>
+        </w:rPr>
+      </w:pPr>
+      <w:r>
+        <w:rPr>
+          <w:rFonts w:eastAsia="AR PL SungtiL GB" w:cs="Lohit Devanagari" w:ascii="Linux Libertine Display O" w:hAnsi="Linux Libertine Display O"/>
+          <w:b w:val="false"/>
+          <w:bCs w:val="false"/>
+          <w:i w:val="false"/>
+          <w:caps w:val="false"/>
+          <w:smallCaps w:val="false"/>
+          <w:strike w:val="false"/>
+          <w:dstrike w:val="false"/>
+          <w:color w:val="000000"/>
+          <w:kern w:val="2"/>
+          <w:sz w:val="22"/>
+          <w:szCs w:val="22"/>
+          <w:u w:val="none"/>
+          <w:effect w:val="none"/>
+          <w:lang w:val="en-US" w:eastAsia="zh-CN" w:bidi="hi-IN"/>
+        </w:rPr>
+        <w:t xml:space="preserve">[15 points bonus] </w:t>
+      </w:r>
+      <w:r>
+        <w:rPr>
+          <w:rFonts w:eastAsia="AR PL SungtiL GB" w:cs="Lohit Devanagari" w:ascii="Linux Libertine Display O" w:hAnsi="Linux Libertine Display O"/>
+          <w:b w:val="false"/>
+          <w:bCs w:val="false"/>
+          <w:i w:val="false"/>
+          <w:caps w:val="false"/>
+          <w:smallCaps w:val="false"/>
+          <w:strike w:val="false"/>
+          <w:dstrike w:val="false"/>
+          <w:color w:val="000000"/>
+          <w:kern w:val="2"/>
+          <w:sz w:val="22"/>
+          <w:szCs w:val="22"/>
+          <w:u w:val="none"/>
+          <w:effect w:val="none"/>
+          <w:lang w:val="en-US" w:eastAsia="zh-CN" w:bidi="hi-IN"/>
+        </w:rPr>
+        <w:t>If you capture the midterm flags that you were unable to obtain during the exam, you will receive 15 points. If you already captured all four flags in the midterm, no further action is required and you will automatically receive the 15 bonus points.</w:t>
+      </w:r>
+    </w:p>
+    <w:p>
+      <w:pPr>
+        <w:pStyle w:val="TextBody"/>
+        <w:widowControl/>
+        <w:numPr>
+          <w:ilvl w:val="0"/>
+          <w:numId w:val="0"/>
+        </w:numPr>
+        <w:bidi w:val="0"/>
+        <w:spacing w:lineRule="auto" w:line="276" w:before="0" w:after="140"/>
+        <w:ind w:left="0" w:right="0" w:hanging="0"/>
+        <w:contextualSpacing/>
+        <w:jc w:val="left"/>
+        <w:rPr>
+          <w:rFonts w:ascii="Linux Libertine Display O" w:hAnsi="Linux Libertine Display O" w:eastAsia="AR PL SungtiL GB" w:cs="Lohit Devanagari"/>
+          <w:b w:val="false"/>
+          <w:b w:val="false"/>
+          <w:bCs w:val="false"/>
+          <w:i w:val="false"/>
+          <w:i w:val="false"/>
+          <w:caps w:val="false"/>
+          <w:smallCaps w:val="false"/>
+          <w:strike w:val="false"/>
+          <w:dstrike w:val="false"/>
+          <w:color w:val="000000"/>
+          <w:kern w:val="2"/>
+          <w:sz w:val="22"/>
+          <w:szCs w:val="22"/>
+          <w:u w:val="none"/>
+          <w:effect w:val="none"/>
+          <w:lang w:val="en-US" w:eastAsia="zh-CN" w:bidi="hi-IN"/>
+        </w:rPr>
+      </w:pPr>
+      <w:r>
+        <w:rPr/>
       </w:r>
     </w:p>
     <w:sectPr>
